--- a/plugins/marcus-law-drafting/skills/lawmate-cleaner/references/template.docx
+++ b/plugins/marcus-law-drafting/skills/lawmate-cleaner/references/template.docx
@@ -2,1498 +2,6 @@
 <file path=word/document.xml><?xml version="1.0" encoding="utf-8"?>
 <w:document xmlns:wpc="http://schemas.microsoft.com/office/word/2010/wordprocessingCanvas" xmlns:cx="http://schemas.microsoft.com/office/drawing/2014/chartex" xmlns:cx1="http://schemas.microsoft.com/office/drawing/2015/9/8/chartex" xmlns:cx2="http://schemas.microsoft.com/office/drawing/2015/10/21/chartex" xmlns:cx3="http://schemas.microsoft.com/office/drawing/2016/5/9/chartex" xmlns:cx4="http://schemas.microsoft.com/office/drawing/2016/5/10/chartex" xmlns:cx5="http://schemas.microsoft.com/office/drawing/2016/5/11/chartex" xmlns:cx6="http://schemas.microsoft.com/office/drawing/2016/5/12/chartex" xmlns:cx7="http://schemas.microsoft.com/office/drawing/2016/5/13/chartex" xmlns:cx8="http://schemas.microsoft.com/office/drawing/2016/5/14/chartex" xmlns:mc="http://schemas.openxmlformats.org/markup-compatibility/2006" xmlns:aink="http://schemas.microsoft.com/office/drawing/2016/ink" xmlns:am3d="http://schemas.microsoft.com/office/drawing/2017/model3d" xmlns:o="urn:schemas-microsoft-com:office:office" xmlns:oel="http://schemas.microsoft.com/office/2019/extlst" xmlns:r="http://schemas.openxmlformats.org/officeDocument/2006/relationships" xmlns:m="http://schemas.openxmlformats.org/officeDocument/2006/math" xmlns:v="urn:schemas-microsoft-com:vml" xmlns:wp14="http://schemas.microsoft.com/office/word/2010/wordprocessingDrawing" xmlns:wp="http://schemas.openxmlformats.org/drawingml/2006/wordprocessingDrawing" xmlns:w10="urn:schemas-microsoft-com:office:word" xmlns:w="http://schemas.openxmlformats.org/wordprocessingml/2006/main" xmlns:w14="http://schemas.microsoft.com/office/word/2010/wordml" xmlns:w15="http://schemas.microsoft.com/office/word/2012/wordml" xmlns:w16cex="http://schemas.microsoft.com/office/word/2018/wordml/cex" xmlns:w16cid="http://schemas.microsoft.com/office/word/2016/wordml/cid" xmlns:w16="http://schemas.microsoft.com/office/word/2018/wordml" xmlns:w16sdtdh="http://schemas.microsoft.com/office/word/2020/wordml/sdtdatahash" xmlns:w16se="http://schemas.microsoft.com/office/word/2015/wordml/symex" xmlns:wpg="http://schemas.microsoft.com/office/word/2010/wordprocessingGroup" xmlns:wpi="http://schemas.microsoft.com/office/word/2010/wordprocessingInk" xmlns:wne="http://schemas.microsoft.com/office/word/2006/wordml" xmlns:wps="http://schemas.microsoft.com/office/word/2010/wordprocessingShape" mc:Ignorable="w14 w15 w16se w16cid w16 w16cex w16sdtdh wp14">
   <w:body>
-    <w:tbl>
-      <w:tblPr>
-        <w:tblW w:w="8729" w:type="dxa"/>
-        <w:tblLayout w:type="fixed"/>
-        <w:tblLook w:val="04A0" w:firstRow="1" w:lastRow="0" w:firstColumn="1" w:lastColumn="0" w:noHBand="0" w:noVBand="1"/>
-      </w:tblPr>
-      <w:tblGrid>
-        <w:gridCol w:w="4287"/>
-        <w:gridCol w:w="236"/>
-        <w:gridCol w:w="4206"/>
-      </w:tblGrid>
-      <w:tr>
-        <w:tc>
-          <w:tcPr>
-            <w:tcW w:w="4297" w:type="dxa"/>
-            <w:shd w:val="clear" w:color="auto" w:fill="auto"/>
-          </w:tcPr>
-          <w:p>
-            <w:pPr>
-              <w:spacing w:before="0"/>
-              <w:jc w:val="right"/>
-              <w:rPr>
-                <w:rFonts w:ascii="David" w:hAnsi="David" w:hint="default"/>
-              </w:rPr>
-            </w:pPr>
-            <w:r>
-              <w:rPr>
-                <w:rFonts w:ascii="David" w:hAnsi="David" w:hint="default"/>
-              </w:rPr>
-              <w:t>תיק: 55468-05-26</w:t>
-            </w:r>
-          </w:p>
-        </w:tc>
-        <w:tc>
-          <w:tcPr>
-            <w:tcW w:w="216" w:type="dxa"/>
-            <w:shd w:val="clear" w:color="auto" w:fill="auto"/>
-          </w:tcPr>
-          <w:p>
-            <w:pPr>
-              <w:spacing w:before="0"/>
-              <w:jc w:val="center"/>
-              <w:rPr>
-                <w:rFonts w:ascii="David" w:hAnsi="David" w:hint="default"/>
-                <w:b/>
-                <w:bCs/>
-              </w:rPr>
-            </w:pPr>
-          </w:p>
-        </w:tc>
-        <w:tc>
-          <w:tcPr>
-            <w:tcW w:w="4216" w:type="dxa"/>
-            <w:shd w:val="clear" w:color="auto" w:fill="auto"/>
-          </w:tcPr>
-          <w:p>
-            <w:pPr>
-              <w:spacing w:before="0"/>
-              <w:jc w:val="center"/>
-              <w:rPr>
-                <w:rFonts w:ascii="David" w:hAnsi="David" w:hint="default"/>
-                <w:b/>
-                <w:bCs/>
-                <w:sz w:val="28"/>
-                <w:szCs w:val="28"/>
-              </w:rPr>
-            </w:pPr>
-            <w:r>
-              <w:rPr>
-                <w:rFonts w:ascii="David" w:hAnsi="David" w:hint="default"/>
-                <w:b/>
-                <w:bCs/>
-                <w:sz w:val="28"/>
-                <w:szCs w:val="28"/>
-              </w:rPr>
-              <w:t>בית הדין האזורי לעבודה ירושלים</w:t>
-            </w:r>
-          </w:p>
-        </w:tc>
-      </w:tr>
-      <w:tr>
-        <w:trPr>
-          <w:trHeight w:val="400"/>
-        </w:trPr>
-        <w:tc>
-          <w:tcPr>
-            <w:tcW w:w="4297" w:type="dxa"/>
-            <w:shd w:val="clear" w:color="auto" w:fill="auto"/>
-          </w:tcPr>
-          <w:p>
-            <w:pPr>
-              <w:jc w:val="right"/>
-              <w:rPr>
-                <w:rFonts w:ascii="David" w:hAnsi="David" w:hint="default"/>
-              </w:rPr>
-            </w:pPr>
-            <w:r>
-              <w:rPr>
-                <w:rFonts w:ascii="David" w:hAnsi="David" w:hint="default"/>
-              </w:rPr>
-              <w:t xml:space="preserve">בפני: </w:t>
-            </w:r>
-            <w:r>
-              <w:rPr>
-                <w:rFonts w:ascii="David" w:hAnsi="David"/>
-              </w:rPr>
-              <w:t>נציג הערכה מוקדמת</w:t>
-            </w:r>
-          </w:p>
-        </w:tc>
-        <w:tc>
-          <w:tcPr>
-            <w:tcW w:w="216" w:type="dxa"/>
-            <w:shd w:val="clear" w:color="auto" w:fill="auto"/>
-          </w:tcPr>
-          <w:p>
-            <w:pPr>
-              <w:jc w:val="center"/>
-              <w:rPr>
-                <w:rFonts w:ascii="David" w:hAnsi="David" w:hint="default"/>
-                <w:b/>
-                <w:bCs/>
-              </w:rPr>
-            </w:pPr>
-          </w:p>
-        </w:tc>
-        <w:tc>
-          <w:tcPr>
-            <w:tcW w:w="4216" w:type="dxa"/>
-            <w:shd w:val="clear" w:color="auto" w:fill="auto"/>
-          </w:tcPr>
-          <w:p>
-            <w:pPr>
-              <w:rPr>
-                <w:rFonts w:ascii="David" w:hAnsi="David" w:hint="default"/>
-              </w:rPr>
-            </w:pPr>
-          </w:p>
-        </w:tc>
-      </w:tr>
-      <w:tr>
-        <w:tc>
-          <w:tcPr>
-            <w:tcW w:w="4297" w:type="dxa"/>
-            <w:shd w:val="clear" w:color="auto" w:fill="auto"/>
-          </w:tcPr>
-          <w:p>
-            <w:pPr>
-              <w:tabs>
-                <w:tab w:val="left" w:pos="851"/>
-              </w:tabs>
-              <w:jc w:val="right"/>
-              <w:rPr>
-                <w:rFonts w:ascii="David" w:hAnsi="David" w:hint="default"/>
-              </w:rPr>
-            </w:pPr>
-            <w:r>
-              <w:rPr>
-                <w:rFonts w:ascii="David" w:hAnsi="David" w:hint="default"/>
-              </w:rPr>
-              <w:t>תאריך: 28.5.2026</w:t>
-            </w:r>
-          </w:p>
-        </w:tc>
-        <w:tc>
-          <w:tcPr>
-            <w:tcW w:w="216" w:type="dxa"/>
-            <w:shd w:val="clear" w:color="auto" w:fill="auto"/>
-          </w:tcPr>
-          <w:p>
-            <w:pPr>
-              <w:jc w:val="center"/>
-              <w:rPr>
-                <w:rFonts w:ascii="David" w:hAnsi="David" w:hint="default"/>
-                <w:b/>
-                <w:bCs/>
-              </w:rPr>
-            </w:pPr>
-          </w:p>
-        </w:tc>
-        <w:tc>
-          <w:tcPr>
-            <w:tcW w:w="4216" w:type="dxa"/>
-            <w:shd w:val="clear" w:color="auto" w:fill="auto"/>
-          </w:tcPr>
-          <w:p>
-            <w:pPr>
-              <w:rPr>
-                <w:rFonts w:ascii="David" w:hAnsi="David" w:hint="default"/>
-              </w:rPr>
-            </w:pPr>
-          </w:p>
-        </w:tc>
-      </w:tr>
-    </w:tbl>
-    <w:tbl>
-      <w:tblPr>
-        <w:tblW w:w="8729" w:type="dxa"/>
-        <w:tblLayout w:type="fixed"/>
-        <w:tblLook w:val="04A0" w:firstRow="1" w:lastRow="0" w:firstColumn="1" w:lastColumn="0" w:noHBand="0" w:noVBand="1"/>
-      </w:tblPr>
-      <w:tblGrid>
-        <w:gridCol w:w="1359"/>
-        <w:gridCol w:w="2752"/>
-        <w:gridCol w:w="3163"/>
-        <w:gridCol w:w="1455"/>
-      </w:tblGrid>
-      <w:tr>
-        <w:trPr>
-          <w:trHeight w:val="339"/>
-        </w:trPr>
-        <w:tc>
-          <w:tcPr>
-            <w:tcW w:w="1359" w:type="dxa"/>
-            <w:shd w:val="clear" w:color="auto" w:fill="auto"/>
-          </w:tcPr>
-          <w:p>
-            <w:pPr>
-              <w:rPr>
-                <w:rFonts w:ascii="David" w:hAnsi="David" w:hint="default"/>
-              </w:rPr>
-            </w:pPr>
-          </w:p>
-        </w:tc>
-        <w:tc>
-          <w:tcPr>
-            <w:tcW w:w="5915" w:type="dxa"/>
-            <w:gridSpan w:val="2"/>
-            <w:shd w:val="clear" w:color="auto" w:fill="auto"/>
-          </w:tcPr>
-          <w:p>
-            <w:pPr>
-              <w:jc w:val="left"/>
-              <w:rPr>
-                <w:rFonts w:ascii="David" w:hAnsi="David" w:hint="default"/>
-              </w:rPr>
-            </w:pPr>
-            <w:r>
-              <w:rPr>
-                <w:rFonts w:ascii="David" w:hAnsi="David"/>
-              </w:rPr>
-              <w:t>ניר לב, ת.ז. 024944555</w:t>
-            </w:r>
-          </w:p>
-        </w:tc>
-        <w:tc>
-          <w:tcPr>
-            <w:tcW w:w="1455" w:type="dxa"/>
-            <w:shd w:val="clear" w:color="auto" w:fill="auto"/>
-          </w:tcPr>
-          <w:p>
-            <w:pPr>
-              <w:jc w:val="left"/>
-              <w:rPr>
-                <w:rFonts w:ascii="David" w:hAnsi="David" w:hint="default"/>
-                <w:u w:val="single"/>
-              </w:rPr>
-            </w:pPr>
-            <w:r>
-              <w:rPr>
-                <w:rFonts w:ascii="David" w:hAnsi="David" w:hint="default"/>
-                <w:u w:val="single"/>
-              </w:rPr>
-              <w:t>בעניין שבין:</w:t>
-            </w:r>
-          </w:p>
-        </w:tc>
-      </w:tr>
-      <w:tr>
-        <w:trPr>
-          <w:trHeight w:val="339"/>
-        </w:trPr>
-        <w:tc>
-          <w:tcPr>
-            <w:tcW w:w="1359" w:type="dxa"/>
-            <w:shd w:val="clear" w:color="auto" w:fill="auto"/>
-          </w:tcPr>
-          <w:p>
-            <w:pPr>
-              <w:rPr>
-                <w:rFonts w:ascii="David" w:hAnsi="David" w:hint="default"/>
-              </w:rPr>
-            </w:pPr>
-          </w:p>
-        </w:tc>
-        <w:tc>
-          <w:tcPr>
-            <w:tcW w:w="5915" w:type="dxa"/>
-            <w:gridSpan w:val="2"/>
-            <w:shd w:val="clear" w:color="auto" w:fill="auto"/>
-          </w:tcPr>
-          <w:p>
-            <w:pPr>
-              <w:jc w:val="left"/>
-              <w:rPr>
-                <w:rFonts w:ascii="David" w:hAnsi="David" w:hint="default"/>
-              </w:rPr>
-            </w:pPr>
-            <w:r>
-              <w:rPr>
-                <w:rFonts w:ascii="David" w:hAnsi="David"/>
-              </w:rPr>
-              <w:t xml:space="preserve">מרח' </w:t>
-            </w:r>
-            <w:r>
-              <w:rPr>
-                <w:rFonts w:ascii="David" w:hAnsi="David"/>
-              </w:rPr>
-              <w:t>נגבה 1, ירושלים</w:t>
-            </w:r>
-          </w:p>
-        </w:tc>
-        <w:tc>
-          <w:tcPr>
-            <w:tcW w:w="1455" w:type="dxa"/>
-            <w:shd w:val="clear" w:color="auto" w:fill="auto"/>
-          </w:tcPr>
-          <w:p>
-            <w:pPr>
-              <w:jc w:val="left"/>
-              <w:rPr>
-                <w:rFonts w:ascii="David" w:hAnsi="David" w:hint="default"/>
-                <w:u w:val="single"/>
-              </w:rPr>
-            </w:pPr>
-          </w:p>
-        </w:tc>
-      </w:tr>
-      <w:tr>
-        <w:trPr>
-          <w:trHeight w:val="339"/>
-        </w:trPr>
-        <w:tc>
-          <w:tcPr>
-            <w:tcW w:w="1359" w:type="dxa"/>
-            <w:shd w:val="clear" w:color="auto" w:fill="auto"/>
-          </w:tcPr>
-          <w:p>
-            <w:pPr>
-              <w:rPr>
-                <w:rFonts w:ascii="David" w:hAnsi="David" w:hint="default"/>
-              </w:rPr>
-            </w:pPr>
-          </w:p>
-        </w:tc>
-        <w:tc>
-          <w:tcPr>
-            <w:tcW w:w="5915" w:type="dxa"/>
-            <w:gridSpan w:val="2"/>
-            <w:shd w:val="clear" w:color="auto" w:fill="auto"/>
-          </w:tcPr>
-          <w:p>
-            <w:pPr>
-              <w:jc w:val="left"/>
-              <w:rPr>
-                <w:rFonts w:ascii="David" w:hAnsi="David" w:hint="default"/>
-              </w:rPr>
-            </w:pPr>
-            <w:r>
-              <w:rPr>
-                <w:rFonts w:ascii="David" w:hAnsi="David"/>
-              </w:rPr>
-              <w:t>טל'</w:t>
-            </w:r>
-            <w:r>
-              <w:rPr>
-                <w:rFonts w:ascii="David" w:hAnsi="David"/>
-              </w:rPr>
-              <w:t>:</w:t>
-            </w:r>
-            <w:r>
-              <w:rPr>
-                <w:rFonts w:ascii="David" w:hAnsi="David"/>
-              </w:rPr>
-              <w:t xml:space="preserve"> 050-6775858</w:t>
-            </w:r>
-            <w:r>
-              <w:rPr>
-                <w:rFonts w:ascii="David" w:hAnsi="David"/>
-              </w:rPr>
-              <w:t xml:space="preserve">  </w:t>
-            </w:r>
-            <w:r>
-              <w:rPr>
-                <w:rFonts w:ascii="David" w:hAnsi="David"/>
-              </w:rPr>
-              <w:t>דוא"ל</w:t>
-            </w:r>
-            <w:r>
-              <w:rPr>
-                <w:rFonts w:ascii="David" w:hAnsi="David"/>
-              </w:rPr>
-              <w:t>:</w:t>
-            </w:r>
-            <w:r>
-              <w:rPr>
-                <w:rFonts w:ascii="David" w:hAnsi="David"/>
-              </w:rPr>
-              <w:t xml:space="preserve"> nirlev1998@gmail.com</w:t>
-            </w:r>
-          </w:p>
-        </w:tc>
-        <w:tc>
-          <w:tcPr>
-            <w:tcW w:w="1455" w:type="dxa"/>
-            <w:shd w:val="clear" w:color="auto" w:fill="auto"/>
-          </w:tcPr>
-          <w:p>
-            <w:pPr>
-              <w:jc w:val="left"/>
-              <w:rPr>
-                <w:rFonts w:ascii="David" w:hAnsi="David" w:hint="default"/>
-                <w:u w:val="single"/>
-              </w:rPr>
-            </w:pPr>
-          </w:p>
-        </w:tc>
-      </w:tr>
-      <w:tr>
-        <w:tc>
-          <w:tcPr>
-            <w:tcW w:w="1359" w:type="dxa"/>
-            <w:shd w:val="clear" w:color="auto" w:fill="auto"/>
-          </w:tcPr>
-          <w:p>
-            <w:pPr>
-              <w:jc w:val="center"/>
-              <w:rPr>
-                <w:rFonts w:ascii="David" w:hAnsi="David" w:hint="default"/>
-              </w:rPr>
-            </w:pPr>
-          </w:p>
-        </w:tc>
-        <w:tc>
-          <w:tcPr>
-            <w:tcW w:w="5915" w:type="dxa"/>
-            <w:gridSpan w:val="2"/>
-            <w:shd w:val="clear" w:color="auto" w:fill="auto"/>
-          </w:tcPr>
-          <w:p>
-            <w:pPr>
-              <w:jc w:val="left"/>
-              <w:rPr>
-                <w:rFonts w:ascii="David" w:hAnsi="David" w:hint="default"/>
-              </w:rPr>
-            </w:pPr>
-            <w:r>
-              <w:rPr>
-                <w:rFonts w:ascii="David" w:hAnsi="David" w:hint="default"/>
-              </w:rPr>
-              <w:t>ע"י ב"כ עוה"ד חיים מרכוס</w:t>
-            </w:r>
-          </w:p>
-        </w:tc>
-        <w:tc>
-          <w:tcPr>
-            <w:tcW w:w="1455" w:type="dxa"/>
-            <w:shd w:val="clear" w:color="auto" w:fill="auto"/>
-          </w:tcPr>
-          <w:p>
-            <w:pPr>
-              <w:jc w:val="left"/>
-              <w:rPr>
-                <w:rFonts w:ascii="David" w:hAnsi="David" w:hint="default"/>
-              </w:rPr>
-            </w:pPr>
-          </w:p>
-        </w:tc>
-      </w:tr>
-      <w:tr>
-        <w:tc>
-          <w:tcPr>
-            <w:tcW w:w="1359" w:type="dxa"/>
-            <w:shd w:val="clear" w:color="auto" w:fill="auto"/>
-          </w:tcPr>
-          <w:p>
-            <w:pPr>
-              <w:jc w:val="center"/>
-              <w:rPr>
-                <w:rFonts w:ascii="David" w:hAnsi="David" w:hint="default"/>
-              </w:rPr>
-            </w:pPr>
-          </w:p>
-        </w:tc>
-        <w:tc>
-          <w:tcPr>
-            <w:tcW w:w="5915" w:type="dxa"/>
-            <w:gridSpan w:val="2"/>
-            <w:shd w:val="clear" w:color="auto" w:fill="auto"/>
-          </w:tcPr>
-          <w:p>
-            <w:pPr>
-              <w:jc w:val="left"/>
-              <w:rPr>
-                <w:rFonts w:ascii="David" w:hAnsi="David" w:hint="default"/>
-                <w:b/>
-                <w:bCs/>
-              </w:rPr>
-            </w:pPr>
-            <w:r>
-              <w:rPr>
-                <w:rFonts w:ascii="David" w:hAnsi="David" w:hint="default"/>
-                <w:b/>
-                <w:bCs/>
-              </w:rPr>
-              <w:t xml:space="preserve">על פי ייצוג מכוח מינוי הלשכה לסיוע משפטי </w:t>
-            </w:r>
-          </w:p>
-        </w:tc>
-        <w:tc>
-          <w:tcPr>
-            <w:tcW w:w="1455" w:type="dxa"/>
-            <w:shd w:val="clear" w:color="auto" w:fill="auto"/>
-          </w:tcPr>
-          <w:p>
-            <w:pPr>
-              <w:jc w:val="left"/>
-              <w:rPr>
-                <w:rFonts w:ascii="David" w:hAnsi="David" w:hint="default"/>
-              </w:rPr>
-            </w:pPr>
-          </w:p>
-        </w:tc>
-      </w:tr>
-      <w:tr>
-        <w:tc>
-          <w:tcPr>
-            <w:tcW w:w="1359" w:type="dxa"/>
-            <w:shd w:val="clear" w:color="auto" w:fill="auto"/>
-          </w:tcPr>
-          <w:p>
-            <w:pPr>
-              <w:jc w:val="center"/>
-              <w:rPr>
-                <w:rFonts w:ascii="David" w:hAnsi="David" w:hint="default"/>
-              </w:rPr>
-            </w:pPr>
-          </w:p>
-        </w:tc>
-        <w:tc>
-          <w:tcPr>
-            <w:tcW w:w="5915" w:type="dxa"/>
-            <w:gridSpan w:val="2"/>
-            <w:shd w:val="clear" w:color="auto" w:fill="auto"/>
-          </w:tcPr>
-          <w:p>
-            <w:pPr>
-              <w:jc w:val="left"/>
-              <w:rPr>
-                <w:rFonts w:ascii="David" w:hAnsi="David" w:hint="default"/>
-              </w:rPr>
-            </w:pPr>
-            <w:r>
-              <w:rPr>
-                <w:rFonts w:ascii="David" w:hAnsi="David" w:hint="default"/>
-              </w:rPr>
-              <w:t>מרח' הזית 45, צור הדסה</w:t>
-            </w:r>
-          </w:p>
-        </w:tc>
-        <w:tc>
-          <w:tcPr>
-            <w:tcW w:w="1455" w:type="dxa"/>
-            <w:shd w:val="clear" w:color="auto" w:fill="auto"/>
-          </w:tcPr>
-          <w:p>
-            <w:pPr>
-              <w:jc w:val="left"/>
-              <w:rPr>
-                <w:rFonts w:ascii="David" w:hAnsi="David" w:hint="default"/>
-              </w:rPr>
-            </w:pPr>
-          </w:p>
-        </w:tc>
-      </w:tr>
-      <w:tr>
-        <w:tc>
-          <w:tcPr>
-            <w:tcW w:w="1359" w:type="dxa"/>
-            <w:shd w:val="clear" w:color="auto" w:fill="auto"/>
-          </w:tcPr>
-          <w:p>
-            <w:pPr>
-              <w:jc w:val="center"/>
-              <w:rPr>
-                <w:rFonts w:ascii="David" w:hAnsi="David" w:hint="default"/>
-              </w:rPr>
-            </w:pPr>
-          </w:p>
-        </w:tc>
-        <w:tc>
-          <w:tcPr>
-            <w:tcW w:w="5915" w:type="dxa"/>
-            <w:gridSpan w:val="2"/>
-            <w:shd w:val="clear" w:color="auto" w:fill="auto"/>
-          </w:tcPr>
-          <w:p>
-            <w:pPr>
-              <w:jc w:val="left"/>
-              <w:rPr>
-                <w:rFonts w:ascii="David" w:hAnsi="David" w:hint="default"/>
-              </w:rPr>
-            </w:pPr>
-            <w:r>
-              <w:rPr>
-                <w:rFonts w:ascii="David" w:hAnsi="David" w:hint="default"/>
-              </w:rPr>
-              <w:t>טל': 079-6330328  פקס: 079-5595078  נייד: 050-2556064</w:t>
-            </w:r>
-          </w:p>
-        </w:tc>
-        <w:tc>
-          <w:tcPr>
-            <w:tcW w:w="1455" w:type="dxa"/>
-            <w:shd w:val="clear" w:color="auto" w:fill="auto"/>
-          </w:tcPr>
-          <w:p>
-            <w:pPr>
-              <w:jc w:val="left"/>
-              <w:rPr>
-                <w:rFonts w:ascii="David" w:hAnsi="David" w:hint="default"/>
-              </w:rPr>
-            </w:pPr>
-          </w:p>
-        </w:tc>
-      </w:tr>
-      <w:tr>
-        <w:tc>
-          <w:tcPr>
-            <w:tcW w:w="1359" w:type="dxa"/>
-            <w:shd w:val="clear" w:color="auto" w:fill="auto"/>
-          </w:tcPr>
-          <w:p>
-            <w:pPr>
-              <w:jc w:val="center"/>
-              <w:rPr>
-                <w:rFonts w:ascii="David" w:hAnsi="David" w:hint="default"/>
-              </w:rPr>
-            </w:pPr>
-          </w:p>
-        </w:tc>
-        <w:tc>
-          <w:tcPr>
-            <w:tcW w:w="5915" w:type="dxa"/>
-            <w:gridSpan w:val="2"/>
-            <w:shd w:val="clear" w:color="auto" w:fill="auto"/>
-          </w:tcPr>
-          <w:p>
-            <w:pPr>
-              <w:jc w:val="left"/>
-              <w:rPr>
-                <w:rFonts w:ascii="David" w:hAnsi="David" w:hint="default"/>
-              </w:rPr>
-            </w:pPr>
-            <w:r>
-              <w:rPr>
-                <w:rFonts w:ascii="David" w:hAnsi="David" w:hint="default"/>
-              </w:rPr>
-              <w:t xml:space="preserve">דוא"ל: </w:t>
-            </w:r>
-            <w:r>
-              <w:rPr>
-                <w:rFonts w:ascii="David" w:eastAsia="Times New Roman" w:hAnsi="David" w:hint="default"/>
-                <w:u w:val="single"/>
-              </w:rPr>
-              <w:t>office@marcus-law.co.il</w:t>
-            </w:r>
-          </w:p>
-        </w:tc>
-        <w:tc>
-          <w:tcPr>
-            <w:tcW w:w="1455" w:type="dxa"/>
-            <w:shd w:val="clear" w:color="auto" w:fill="auto"/>
-          </w:tcPr>
-          <w:p>
-            <w:pPr>
-              <w:jc w:val="left"/>
-              <w:rPr>
-                <w:rFonts w:ascii="David" w:hAnsi="David" w:hint="default"/>
-              </w:rPr>
-            </w:pPr>
-          </w:p>
-        </w:tc>
-      </w:tr>
-      <w:tr>
-        <w:tc>
-          <w:tcPr>
-            <w:tcW w:w="4111" w:type="dxa"/>
-            <w:gridSpan w:val="2"/>
-            <w:shd w:val="clear" w:color="auto" w:fill="auto"/>
-          </w:tcPr>
-          <w:p>
-            <w:pPr>
-              <w:jc w:val="right"/>
-              <w:rPr>
-                <w:rFonts w:ascii="David" w:hAnsi="David" w:hint="default"/>
-                <w:b/>
-                <w:bCs/>
-                <w:u w:val="single"/>
-              </w:rPr>
-            </w:pPr>
-            <w:r>
-              <w:rPr>
-                <w:rFonts w:ascii="David" w:hAnsi="David"/>
-                <w:b/>
-                <w:bCs/>
-                <w:u w:val="single"/>
-              </w:rPr>
-              <w:t>(להלן - העורר)</w:t>
-            </w:r>
-          </w:p>
-        </w:tc>
-        <w:tc>
-          <w:tcPr>
-            <w:tcW w:w="3163" w:type="dxa"/>
-            <w:shd w:val="clear" w:color="auto" w:fill="auto"/>
-          </w:tcPr>
-          <w:p>
-            <w:pPr>
-              <w:jc w:val="left"/>
-              <w:rPr>
-                <w:rFonts w:ascii="David" w:hAnsi="David" w:hint="default"/>
-              </w:rPr>
-            </w:pPr>
-          </w:p>
-        </w:tc>
-        <w:tc>
-          <w:tcPr>
-            <w:tcW w:w="1455" w:type="dxa"/>
-            <w:shd w:val="clear" w:color="auto" w:fill="auto"/>
-          </w:tcPr>
-          <w:p>
-            <w:pPr>
-              <w:jc w:val="left"/>
-              <w:rPr>
-                <w:rFonts w:ascii="David" w:hAnsi="David" w:hint="default"/>
-                <w:b/>
-                <w:bCs/>
-                <w:u w:val="single"/>
-              </w:rPr>
-            </w:pPr>
-          </w:p>
-        </w:tc>
-      </w:tr>
-      <w:tr>
-        <w:tc>
-          <w:tcPr>
-            <w:tcW w:w="1359" w:type="dxa"/>
-            <w:shd w:val="clear" w:color="auto" w:fill="auto"/>
-          </w:tcPr>
-          <w:p>
-            <w:pPr>
-              <w:jc w:val="center"/>
-              <w:rPr>
-                <w:rFonts w:ascii="David" w:hAnsi="David" w:hint="default"/>
-              </w:rPr>
-            </w:pPr>
-          </w:p>
-        </w:tc>
-        <w:tc>
-          <w:tcPr>
-            <w:tcW w:w="2752" w:type="dxa"/>
-            <w:shd w:val="clear" w:color="auto" w:fill="auto"/>
-          </w:tcPr>
-          <w:p>
-            <w:pPr>
-              <w:jc w:val="left"/>
-              <w:rPr>
-                <w:rFonts w:ascii="David" w:hAnsi="David" w:hint="default"/>
-              </w:rPr>
-            </w:pPr>
-          </w:p>
-        </w:tc>
-        <w:tc>
-          <w:tcPr>
-            <w:tcW w:w="3163" w:type="dxa"/>
-            <w:shd w:val="clear" w:color="auto" w:fill="auto"/>
-          </w:tcPr>
-          <w:p>
-            <w:pPr>
-              <w:jc w:val="left"/>
-              <w:rPr>
-                <w:rFonts w:ascii="David" w:hAnsi="David" w:hint="default"/>
-              </w:rPr>
-            </w:pPr>
-          </w:p>
-        </w:tc>
-        <w:tc>
-          <w:tcPr>
-            <w:tcW w:w="1455" w:type="dxa"/>
-            <w:shd w:val="clear" w:color="auto" w:fill="auto"/>
-          </w:tcPr>
-          <w:p>
-            <w:pPr>
-              <w:jc w:val="left"/>
-              <w:rPr>
-                <w:rFonts w:ascii="David" w:hAnsi="David" w:hint="default"/>
-              </w:rPr>
-            </w:pPr>
-          </w:p>
-        </w:tc>
-      </w:tr>
-      <w:tr>
-        <w:tc>
-          <w:tcPr>
-            <w:tcW w:w="8729" w:type="dxa"/>
-            <w:gridSpan w:val="4"/>
-            <w:shd w:val="clear" w:color="auto" w:fill="auto"/>
-          </w:tcPr>
-          <w:p>
-            <w:pPr>
-              <w:jc w:val="center"/>
-              <w:rPr>
-                <w:rFonts w:ascii="David" w:hAnsi="David" w:hint="default"/>
-                <w:b/>
-                <w:bCs/>
-              </w:rPr>
-            </w:pPr>
-            <w:r>
-              <w:rPr>
-                <w:rFonts w:ascii="David" w:hAnsi="David" w:hint="default"/>
-                <w:b/>
-                <w:bCs/>
-              </w:rPr>
-              <w:t>- נ  ג  ד -</w:t>
-            </w:r>
-          </w:p>
-        </w:tc>
-      </w:tr>
-      <w:tr>
-        <w:tc>
-          <w:tcPr>
-            <w:tcW w:w="1359" w:type="dxa"/>
-            <w:shd w:val="clear" w:color="auto" w:fill="auto"/>
-          </w:tcPr>
-          <w:p>
-            <w:pPr>
-              <w:jc w:val="left"/>
-              <w:rPr>
-                <w:rFonts w:ascii="David" w:hAnsi="David" w:hint="default"/>
-              </w:rPr>
-            </w:pPr>
-          </w:p>
-        </w:tc>
-        <w:tc>
-          <w:tcPr>
-            <w:tcW w:w="2752" w:type="dxa"/>
-            <w:shd w:val="clear" w:color="auto" w:fill="auto"/>
-          </w:tcPr>
-          <w:p>
-            <w:pPr>
-              <w:jc w:val="left"/>
-              <w:rPr>
-                <w:rFonts w:ascii="David" w:hAnsi="David" w:hint="default"/>
-              </w:rPr>
-            </w:pPr>
-          </w:p>
-        </w:tc>
-        <w:tc>
-          <w:tcPr>
-            <w:tcW w:w="3163" w:type="dxa"/>
-            <w:shd w:val="clear" w:color="auto" w:fill="auto"/>
-          </w:tcPr>
-          <w:p>
-            <w:pPr>
-              <w:jc w:val="left"/>
-              <w:rPr>
-                <w:rFonts w:ascii="David" w:hAnsi="David" w:hint="default"/>
-              </w:rPr>
-            </w:pPr>
-          </w:p>
-        </w:tc>
-        <w:tc>
-          <w:tcPr>
-            <w:tcW w:w="1455" w:type="dxa"/>
-            <w:shd w:val="clear" w:color="auto" w:fill="auto"/>
-          </w:tcPr>
-          <w:p>
-            <w:pPr>
-              <w:jc w:val="left"/>
-              <w:rPr>
-                <w:rFonts w:ascii="David" w:hAnsi="David" w:hint="default"/>
-              </w:rPr>
-            </w:pPr>
-          </w:p>
-        </w:tc>
-      </w:tr>
-      <w:tr>
-        <w:tc>
-          <w:tcPr>
-            <w:tcW w:w="1359" w:type="dxa"/>
-            <w:shd w:val="clear" w:color="auto" w:fill="auto"/>
-          </w:tcPr>
-          <w:p>
-            <w:pPr>
-              <w:jc w:val="left"/>
-              <w:rPr>
-                <w:rFonts w:ascii="David" w:hAnsi="David" w:hint="default"/>
-                <w:u w:val="single"/>
-              </w:rPr>
-            </w:pPr>
-          </w:p>
-        </w:tc>
-        <w:tc>
-          <w:tcPr>
-            <w:tcW w:w="5915" w:type="dxa"/>
-            <w:gridSpan w:val="2"/>
-            <w:shd w:val="clear" w:color="auto" w:fill="auto"/>
-          </w:tcPr>
-          <w:p>
-            <w:pPr>
-              <w:jc w:val="left"/>
-              <w:rPr>
-                <w:rFonts w:ascii="David" w:hAnsi="David" w:hint="default"/>
-              </w:rPr>
-            </w:pPr>
-            <w:r>
-              <w:rPr>
-                <w:rFonts w:ascii="David" w:hAnsi="David" w:hint="default"/>
-              </w:rPr>
-              <w:t>המוסד לביטוח לאומי</w:t>
-            </w:r>
-            <w:r>
-              <w:rPr>
-                <w:rFonts w:ascii="David" w:hAnsi="David"/>
-              </w:rPr>
-              <w:t xml:space="preserve"> </w:t>
-            </w:r>
-            <w:r>
-              <w:rPr>
-                <w:rFonts w:ascii="David" w:hAnsi="David"/>
-              </w:rPr>
-              <w:t>500500772</w:t>
-            </w:r>
-          </w:p>
-        </w:tc>
-        <w:tc>
-          <w:tcPr>
-            <w:tcW w:w="1455" w:type="dxa"/>
-            <w:shd w:val="clear" w:color="auto" w:fill="auto"/>
-          </w:tcPr>
-          <w:p>
-            <w:pPr>
-              <w:jc w:val="left"/>
-              <w:rPr>
-                <w:rFonts w:ascii="David" w:hAnsi="David" w:hint="default"/>
-                <w:u w:val="single"/>
-              </w:rPr>
-            </w:pPr>
-            <w:r>
-              <w:rPr>
-                <w:rFonts w:ascii="David" w:hAnsi="David" w:hint="default"/>
-                <w:u w:val="single"/>
-              </w:rPr>
-              <w:t>לבין:</w:t>
-            </w:r>
-          </w:p>
-        </w:tc>
-      </w:tr>
-      <w:tr>
-        <w:tc>
-          <w:tcPr>
-            <w:tcW w:w="1359" w:type="dxa"/>
-            <w:shd w:val="clear" w:color="auto" w:fill="auto"/>
-          </w:tcPr>
-          <w:p>
-            <w:pPr>
-              <w:jc w:val="left"/>
-              <w:rPr>
-                <w:rFonts w:ascii="David" w:hAnsi="David" w:hint="default"/>
-                <w:u w:val="single"/>
-              </w:rPr>
-            </w:pPr>
-          </w:p>
-        </w:tc>
-        <w:tc>
-          <w:tcPr>
-            <w:tcW w:w="5915" w:type="dxa"/>
-            <w:gridSpan w:val="2"/>
-            <w:shd w:val="clear" w:color="auto" w:fill="auto"/>
-          </w:tcPr>
-          <w:p>
-            <w:pPr>
-              <w:jc w:val="left"/>
-              <w:rPr>
-                <w:rFonts w:ascii="David" w:hAnsi="David" w:hint="default"/>
-              </w:rPr>
-            </w:pPr>
-            <w:r>
-              <w:rPr>
-                <w:rFonts w:ascii="David" w:hAnsi="David"/>
-              </w:rPr>
-              <w:t>שמעון בן שטח 4, ירושלים</w:t>
-            </w:r>
-          </w:p>
-        </w:tc>
-        <w:tc>
-          <w:tcPr>
-            <w:tcW w:w="1455" w:type="dxa"/>
-            <w:shd w:val="clear" w:color="auto" w:fill="auto"/>
-          </w:tcPr>
-          <w:p>
-            <w:pPr>
-              <w:jc w:val="left"/>
-              <w:rPr>
-                <w:rFonts w:ascii="David" w:hAnsi="David" w:hint="default"/>
-                <w:u w:val="single"/>
-              </w:rPr>
-            </w:pPr>
-          </w:p>
-        </w:tc>
-      </w:tr>
-      <w:tr>
-        <w:tc>
-          <w:tcPr>
-            <w:tcW w:w="7274" w:type="dxa"/>
-            <w:gridSpan w:val="3"/>
-            <w:shd w:val="clear" w:color="auto" w:fill="auto"/>
-          </w:tcPr>
-          <w:p>
-            <w:pPr>
-              <w:jc w:val="left"/>
-              <w:rPr>
-                <w:rFonts w:ascii="David" w:hAnsi="David" w:hint="default"/>
-              </w:rPr>
-            </w:pPr>
-            <w:r>
-              <w:rPr>
-                <w:rFonts w:ascii="David" w:hAnsi="David"/>
-              </w:rPr>
-              <w:t xml:space="preserve">טל':  </w:t>
-            </w:r>
-            <w:r>
-              <w:rPr>
-                <w:rFonts w:ascii="David" w:hAnsi="David"/>
-              </w:rPr>
-              <w:t>02-6755620</w:t>
-            </w:r>
-            <w:r>
-              <w:rPr>
-                <w:rFonts w:ascii="David" w:hAnsi="David"/>
-              </w:rPr>
-              <w:t xml:space="preserve">, פקס:  </w:t>
-            </w:r>
-            <w:r>
-              <w:rPr>
-                <w:rFonts w:ascii="David" w:hAnsi="David"/>
-              </w:rPr>
-              <w:t>02-6755620</w:t>
-            </w:r>
-            <w:r>
-              <w:rPr>
-                <w:rFonts w:ascii="David" w:hAnsi="David"/>
-              </w:rPr>
-              <w:t xml:space="preserve">,  דוא"ל: </w:t>
-            </w:r>
-            <w:r>
-              <w:rPr>
-                <w:rFonts w:ascii="David" w:hAnsi="David"/>
-              </w:rPr>
-              <w:t>lmi2jr@nioi.gov.il</w:t>
-            </w:r>
-          </w:p>
-        </w:tc>
-        <w:tc>
-          <w:tcPr>
-            <w:tcW w:w="1455" w:type="dxa"/>
-            <w:shd w:val="clear" w:color="auto" w:fill="auto"/>
-          </w:tcPr>
-          <w:p>
-            <w:pPr>
-              <w:jc w:val="left"/>
-              <w:rPr>
-                <w:rFonts w:ascii="David" w:hAnsi="David" w:hint="default"/>
-                <w:u w:val="single"/>
-              </w:rPr>
-            </w:pPr>
-          </w:p>
-        </w:tc>
-      </w:tr>
-      <w:tr>
-        <w:tc>
-          <w:tcPr>
-            <w:tcW w:w="4111" w:type="dxa"/>
-            <w:gridSpan w:val="2"/>
-            <w:shd w:val="clear" w:color="auto" w:fill="auto"/>
-          </w:tcPr>
-          <w:p>
-            <w:pPr>
-              <w:jc w:val="right"/>
-              <w:rPr>
-                <w:rFonts w:ascii="David" w:hAnsi="David" w:hint="default"/>
-              </w:rPr>
-            </w:pPr>
-            <w:r>
-              <w:rPr>
-                <w:rFonts w:ascii="David" w:hAnsi="David" w:hint="default"/>
-                <w:b/>
-                <w:bCs/>
-                <w:u w:val="single"/>
-              </w:rPr>
-              <w:t>(להלן - המשיב)</w:t>
-            </w:r>
-          </w:p>
-        </w:tc>
-        <w:tc>
-          <w:tcPr>
-            <w:tcW w:w="3163" w:type="dxa"/>
-            <w:shd w:val="clear" w:color="auto" w:fill="auto"/>
-          </w:tcPr>
-          <w:p>
-            <w:pPr>
-              <w:jc w:val="left"/>
-              <w:rPr>
-                <w:rFonts w:ascii="David" w:hAnsi="David" w:hint="default"/>
-              </w:rPr>
-            </w:pPr>
-          </w:p>
-        </w:tc>
-        <w:tc>
-          <w:tcPr>
-            <w:tcW w:w="1455" w:type="dxa"/>
-            <w:shd w:val="clear" w:color="auto" w:fill="auto"/>
-          </w:tcPr>
-          <w:p>
-            <w:pPr>
-              <w:jc w:val="left"/>
-              <w:rPr>
-                <w:rFonts w:ascii="David" w:hAnsi="David" w:hint="default"/>
-                <w:b/>
-                <w:bCs/>
-                <w:u w:val="single"/>
-              </w:rPr>
-            </w:pPr>
-          </w:p>
-        </w:tc>
-      </w:tr>
-      <w:tr>
-        <w:tc>
-          <w:tcPr>
-            <w:tcW w:w="8729" w:type="dxa"/>
-            <w:gridSpan w:val="4"/>
-            <w:shd w:val="clear" w:color="auto" w:fill="auto"/>
-          </w:tcPr>
-          <w:p>
-            <w:pPr>
-              <w:jc w:val="center"/>
-              <w:rPr>
-                <w:rFonts w:ascii="David" w:hAnsi="David" w:hint="default"/>
-                <w:b/>
-                <w:bCs/>
-              </w:rPr>
-            </w:pPr>
-          </w:p>
-        </w:tc>
-      </w:tr>
-      <w:tr>
-        <w:tc>
-          <w:tcPr>
-            <w:tcW w:w="8729" w:type="dxa"/>
-            <w:gridSpan w:val="4"/>
-            <w:shd w:val="clear" w:color="auto" w:fill="auto"/>
-          </w:tcPr>
-          <w:p>
-            <w:pPr>
-              <w:jc w:val="center"/>
-              <w:rPr>
-                <w:rFonts w:ascii="David" w:hAnsi="David" w:hint="default"/>
-                <w:b/>
-                <w:bCs/>
-                <w:sz w:val="36"/>
-                <w:szCs w:val="36"/>
-              </w:rPr>
-            </w:pPr>
-            <w:r>
-              <w:rPr>
-                <w:rFonts w:ascii="David" w:hAnsi="David"/>
-                <w:b/>
-                <w:bCs/>
-                <w:sz w:val="36"/>
-                <w:szCs w:val="36"/>
-                <w:cs/>
-              </w:rPr>
-              <w:t>הודעת ערעור מתוקנת</w:t>
-            </w:r>
-          </w:p>
-        </w:tc>
-      </w:tr>
-      <w:tr>
-        <w:trPr>
-          <w:trHeight w:val="135"/>
-        </w:trPr>
-        <w:tc>
-          <w:tcPr>
-            <w:tcW w:w="8729" w:type="dxa"/>
-            <w:gridSpan w:val="4"/>
-            <w:shd w:val="clear" w:color="auto" w:fill="auto"/>
-          </w:tcPr>
-          <w:p>
-            <w:pPr>
-              <w:jc w:val="center"/>
-              <w:rPr>
-                <w:rFonts w:ascii="David" w:hAnsi="David" w:hint="default"/>
-                <w:b/>
-                <w:bCs/>
-              </w:rPr>
-            </w:pPr>
-          </w:p>
-        </w:tc>
-      </w:tr>
-    </w:tbl>
-    <w:tbl>
-      <w:tblPr>
-        <w:tblW w:w="8729" w:type="dxa"/>
-        <w:tblLayout w:type="fixed"/>
-        <w:tblLook w:val="04A0" w:firstRow="1" w:lastRow="0" w:firstColumn="1" w:lastColumn="0" w:noHBand="0" w:noVBand="1"/>
-      </w:tblPr>
-      <w:tblGrid>
-        <w:gridCol w:w="3589"/>
-        <w:gridCol w:w="2409"/>
-        <w:gridCol w:w="2731"/>
-      </w:tblGrid>
-      <w:tr>
-        <w:trPr>
-          <w:trHeight w:val="567"/>
-        </w:trPr>
-        <w:tc>
-          <w:tcPr>
-            <w:tcW w:w="3589" w:type="dxa"/>
-            <w:shd w:val="clear" w:color="auto" w:fill="auto"/>
-          </w:tcPr>
-          <w:p>
-            <w:pPr>
-              <w:jc w:val="center"/>
-              <w:rPr>
-                <w:rFonts w:ascii="David" w:hAnsi="David" w:hint="default"/>
-                <w:b/>
-                <w:bCs/>
-                <w:sz w:val="28"/>
-                <w:szCs w:val="28"/>
-              </w:rPr>
-            </w:pPr>
-            <w:r>
-              <w:rPr>
-                <w:rFonts w:ascii="David" w:hAnsi="David" w:hint="default"/>
-                <w:b/>
-                <w:bCs/>
-                <w:noProof/>
-              </w:rPr>
-              <w:drawing>
-                <wp:inline distT="0" distB="0" distL="0" distR="0" wp14:anchorId="2A24AFE0" wp14:editId="5C7BE9E8">
-                  <wp:extent cx="1444625" cy="542290"/>
-                  <wp:effectExtent l="0" t="0" r="0" b="0"/>
-                  <wp:docPr id="1" name="תמונה 3"/>
-                  <wp:cNvGraphicFramePr>
-                    <a:graphicFrameLocks xmlns:a="http://schemas.openxmlformats.org/drawingml/2006/main" noChangeAspect="1"/>
-                  </wp:cNvGraphicFramePr>
-                  <a:graphic xmlns:a="http://schemas.openxmlformats.org/drawingml/2006/main">
-                    <a:graphicData uri="http://schemas.openxmlformats.org/drawingml/2006/picture">
-                      <pic:pic xmlns:pic="http://schemas.openxmlformats.org/drawingml/2006/picture">
-                        <pic:nvPicPr>
-                          <pic:cNvPr id="307117723" name=""/>
-                          <pic:cNvPicPr>
-                            <a:picLocks noChangeAspect="1"/>
-                          </pic:cNvPicPr>
-                        </pic:nvPicPr>
-                        <pic:blipFill rotWithShape="1">
-                          <a:blip r:embed="rId8"/>
-                          <a:stretch/>
-                        </pic:blipFill>
-                        <pic:spPr bwMode="auto">
-                          <a:xfrm>
-                            <a:off x="0" y="0"/>
-                            <a:ext cx="1444624" cy="542289"/>
-                          </a:xfrm>
-                          <a:prstGeom prst="rect">
-                            <a:avLst/>
-                          </a:prstGeom>
-                        </pic:spPr>
-                      </pic:pic>
-                    </a:graphicData>
-                  </a:graphic>
-                </wp:inline>
-              </w:drawing>
-            </w:r>
-          </w:p>
-        </w:tc>
-        <w:tc>
-          <w:tcPr>
-            <w:tcW w:w="2409" w:type="dxa"/>
-            <w:shd w:val="clear" w:color="auto" w:fill="auto"/>
-          </w:tcPr>
-          <w:p>
-            <w:pPr>
-              <w:jc w:val="center"/>
-              <w:rPr>
-                <w:rFonts w:ascii="David" w:hAnsi="David" w:hint="default"/>
-                <w:b/>
-                <w:bCs/>
-                <w:sz w:val="28"/>
-                <w:szCs w:val="28"/>
-              </w:rPr>
-            </w:pPr>
-          </w:p>
-        </w:tc>
-        <w:tc>
-          <w:tcPr>
-            <w:tcW w:w="2731" w:type="dxa"/>
-            <w:shd w:val="clear" w:color="auto" w:fill="auto"/>
-          </w:tcPr>
-          <w:p>
-            <w:pPr>
-              <w:jc w:val="center"/>
-              <w:rPr>
-                <w:rFonts w:ascii="David" w:hAnsi="David" w:hint="default"/>
-                <w:b/>
-                <w:bCs/>
-              </w:rPr>
-            </w:pPr>
-          </w:p>
-        </w:tc>
-      </w:tr>
-      <w:tr>
-        <w:tc>
-          <w:tcPr>
-            <w:tcW w:w="3589" w:type="dxa"/>
-            <w:shd w:val="clear" w:color="auto" w:fill="auto"/>
-          </w:tcPr>
-          <w:p>
-            <w:pPr>
-              <w:jc w:val="center"/>
-              <w:rPr>
-                <w:rFonts w:ascii="David" w:hAnsi="David" w:hint="default"/>
-              </w:rPr>
-            </w:pPr>
-            <w:r>
-              <w:rPr>
-                <w:rFonts w:ascii="David" w:hAnsi="David" w:hint="default"/>
-              </w:rPr>
-              <w:t>מרכוס חיים, עו"ד</w:t>
-            </w:r>
-          </w:p>
-        </w:tc>
-        <w:tc>
-          <w:tcPr>
-            <w:tcW w:w="2409" w:type="dxa"/>
-            <w:shd w:val="clear" w:color="auto" w:fill="auto"/>
-          </w:tcPr>
-          <w:p>
-            <w:pPr>
-              <w:jc w:val="center"/>
-              <w:rPr>
-                <w:rFonts w:ascii="David" w:hAnsi="David" w:hint="default"/>
-                <w:b/>
-                <w:bCs/>
-                <w:sz w:val="28"/>
-                <w:szCs w:val="28"/>
-              </w:rPr>
-            </w:pPr>
-          </w:p>
-        </w:tc>
-        <w:tc>
-          <w:tcPr>
-            <w:tcW w:w="2731" w:type="dxa"/>
-            <w:shd w:val="clear" w:color="auto" w:fill="auto"/>
-          </w:tcPr>
-          <w:p>
-            <w:pPr>
-              <w:rPr>
-                <w:rFonts w:ascii="David" w:hAnsi="David" w:hint="default"/>
-              </w:rPr>
-            </w:pPr>
-          </w:p>
-        </w:tc>
-      </w:tr>
-      <w:tr>
-        <w:tc>
-          <w:tcPr>
-            <w:tcW w:w="3589" w:type="dxa"/>
-            <w:shd w:val="clear" w:color="auto" w:fill="auto"/>
-          </w:tcPr>
-          <w:p>
-            <w:pPr>
-              <w:jc w:val="center"/>
-              <w:rPr>
-                <w:rFonts w:ascii="David" w:hAnsi="David" w:hint="default"/>
-              </w:rPr>
-            </w:pPr>
-            <w:r>
-              <w:rPr>
-                <w:rFonts w:ascii="David" w:hAnsi="David" w:hint="default"/>
-              </w:rPr>
-              <w:t xml:space="preserve">ב"כ </w:t>
-            </w:r>
-            <w:r>
-              <w:rPr>
-                <w:rFonts w:ascii="David" w:hAnsi="David"/>
-              </w:rPr>
-              <w:t>העורר</w:t>
-            </w:r>
-          </w:p>
-        </w:tc>
-        <w:tc>
-          <w:tcPr>
-            <w:tcW w:w="2409" w:type="dxa"/>
-            <w:shd w:val="clear" w:color="auto" w:fill="auto"/>
-          </w:tcPr>
-          <w:p>
-            <w:pPr>
-              <w:jc w:val="center"/>
-              <w:rPr>
-                <w:rFonts w:ascii="David" w:hAnsi="David" w:hint="default"/>
-                <w:b/>
-                <w:bCs/>
-                <w:sz w:val="28"/>
-                <w:szCs w:val="28"/>
-              </w:rPr>
-            </w:pPr>
-          </w:p>
-        </w:tc>
-        <w:tc>
-          <w:tcPr>
-            <w:tcW w:w="2731" w:type="dxa"/>
-            <w:shd w:val="clear" w:color="auto" w:fill="auto"/>
-          </w:tcPr>
-          <w:p>
-            <w:pPr>
-              <w:rPr>
-                <w:rFonts w:ascii="David" w:hAnsi="David" w:hint="default"/>
-              </w:rPr>
-            </w:pPr>
-          </w:p>
-        </w:tc>
-      </w:tr>
-      <w:tr>
-        <w:tc>
-          <w:tcPr>
-            <w:tcW w:w="3589" w:type="dxa"/>
-            <w:shd w:val="clear" w:color="auto" w:fill="auto"/>
-          </w:tcPr>
-          <w:p>
-            <w:pPr>
-              <w:jc w:val="center"/>
-              <w:rPr>
-                <w:rFonts w:ascii="David" w:hAnsi="David" w:hint="default"/>
-                <w:b/>
-                <w:bCs/>
-              </w:rPr>
-            </w:pPr>
-            <w:r>
-              <w:rPr>
-                <w:rFonts w:ascii="David" w:hAnsi="David" w:hint="default"/>
-                <w:b/>
-                <w:bCs/>
-              </w:rPr>
-              <w:t xml:space="preserve">ע"פ מינוי מכוח חוק הסיוע המשפטי </w:t>
-            </w:r>
-          </w:p>
-        </w:tc>
-        <w:tc>
-          <w:tcPr>
-            <w:tcW w:w="2409" w:type="dxa"/>
-            <w:shd w:val="clear" w:color="auto" w:fill="auto"/>
-          </w:tcPr>
-          <w:p>
-            <w:pPr>
-              <w:jc w:val="center"/>
-              <w:rPr>
-                <w:rFonts w:ascii="David" w:hAnsi="David" w:hint="default"/>
-                <w:b/>
-                <w:bCs/>
-                <w:sz w:val="28"/>
-                <w:szCs w:val="28"/>
-              </w:rPr>
-            </w:pPr>
-          </w:p>
-        </w:tc>
-        <w:tc>
-          <w:tcPr>
-            <w:tcW w:w="2731" w:type="dxa"/>
-            <w:shd w:val="clear" w:color="auto" w:fill="auto"/>
-          </w:tcPr>
-          <w:p>
-            <w:pPr>
-              <w:rPr>
-                <w:rFonts w:ascii="David" w:hAnsi="David" w:hint="default"/>
-              </w:rPr>
-            </w:pPr>
-          </w:p>
-        </w:tc>
-      </w:tr>
-    </w:tbl>
     <w:p/>
     <w:sectPr>
       <w:pgSz w:w="11906" w:h="16838"/>
